--- a/워크시트/ShyPanda_엔트리_워크시트.docx
+++ b/워크시트/ShyPanda_엔트리_워크시트.docx
@@ -817,18 +817,7 @@
         <w:rPr>
           <w:sz w:val="22"/>
         </w:rPr>
-        <w:t>아래는 ShyPanda.ent 파일 안에 들어있는 핵심 코드 흐름을 재현한 것입니다.</w:t>
-      </w:r>
-    </w:p>
-    <w:p>
-      <w:pPr>
-        <w:spacing w:after="120"/>
-      </w:pPr>
-      <w:r>
-        <w:rPr>
-          <w:sz w:val="18"/>
-        </w:rPr>
-        <w:t>※ 색상은 실제 엔트리 편집기의 블록 카테고리를 참고해 스타일화하여 그린 것입니다.</w:t>
+        <w:t>아래는 ShyPanda.ent 파일을 엔트리 편집기에서 직접 불러와 캡처한 실제 화면입니다.</w:t>
       </w:r>
     </w:p>
     <w:p>
@@ -845,7 +834,7 @@
       <w:r>
         <w:drawing>
           <wp:inline xmlns:a="http://schemas.openxmlformats.org/drawingml/2006/main" xmlns:pic="http://schemas.openxmlformats.org/drawingml/2006/picture">
-            <wp:extent cx="4320000" cy="2651586"/>
+            <wp:extent cx="3600000" cy="4470529"/>
             <wp:docPr id="3" name="Picture 3"/>
             <wp:cNvGraphicFramePr>
               <a:graphicFrameLocks noChangeAspect="1"/>
@@ -866,7 +855,7 @@
                   <pic:spPr>
                     <a:xfrm>
                       <a:off x="0" y="0"/>
-                      <a:ext cx="4320000" cy="2651586"/>
+                      <a:ext cx="3600000" cy="4470529"/>
                     </a:xfrm>
                     <a:prstGeom prst="rect"/>
                   </pic:spPr>
@@ -896,7 +885,7 @@
       <w:r>
         <w:drawing>
           <wp:inline xmlns:a="http://schemas.openxmlformats.org/drawingml/2006/main" xmlns:pic="http://schemas.openxmlformats.org/drawingml/2006/picture">
-            <wp:extent cx="4320000" cy="2599448"/>
+            <wp:extent cx="4320000" cy="2791625"/>
             <wp:docPr id="4" name="Picture 4"/>
             <wp:cNvGraphicFramePr>
               <a:graphicFrameLocks noChangeAspect="1"/>
@@ -917,7 +906,7 @@
                   <pic:spPr>
                     <a:xfrm>
                       <a:off x="0" y="0"/>
-                      <a:ext cx="4320000" cy="2599448"/>
+                      <a:ext cx="4320000" cy="2791625"/>
                     </a:xfrm>
                     <a:prstGeom prst="rect"/>
                   </pic:spPr>
@@ -926,6 +915,17 @@
             </a:graphic>
           </wp:inline>
         </w:drawing>
+      </w:r>
+    </w:p>
+    <w:p>
+      <w:pPr>
+        <w:spacing w:after="120"/>
+      </w:pPr>
+      <w:r>
+        <w:rPr>
+          <w:sz w:val="18"/>
+        </w:rPr>
+        <w:t>※ ‘분류 결과가 ○○인가?’ 블록의 항목명은 실제로는 학습된 인공지능 모델의 클래스 이름(예: ‘사람 있음’)을 가리킵니다. 편집기에서 모델을 다시 불러오지 않은 상태로 볼 때는 화면에 ‘대상 없음’으로 표시될 수 있습니다.</w:t>
       </w:r>
     </w:p>
     <w:p>
@@ -947,7 +947,7 @@
       <w:r>
         <w:drawing>
           <wp:inline xmlns:a="http://schemas.openxmlformats.org/drawingml/2006/main" xmlns:pic="http://schemas.openxmlformats.org/drawingml/2006/picture">
-            <wp:extent cx="4320000" cy="2599448"/>
+            <wp:extent cx="4320000" cy="3819698"/>
             <wp:docPr id="5" name="Picture 5"/>
             <wp:cNvGraphicFramePr>
               <a:graphicFrameLocks noChangeAspect="1"/>
@@ -968,7 +968,7 @@
                   <pic:spPr>
                     <a:xfrm>
                       <a:off x="0" y="0"/>
-                      <a:ext cx="4320000" cy="2599448"/>
+                      <a:ext cx="4320000" cy="3819698"/>
                     </a:xfrm>
                     <a:prstGeom prst="rect"/>
                   </pic:spPr>

--- a/워크시트/ShyPanda_엔트리_워크시트.docx
+++ b/워크시트/ShyPanda_엔트리_워크시트.docx
@@ -1513,6 +1513,281 @@
         <w:t>판다 여러 마리가 서로 다른 타이밍에 반응하도록 만들어 더 활기찬 장면으로 만들어 보세요.</w:t>
       </w:r>
     </w:p>
+    <w:tbl>
+      <w:tblPr>
+        <w:tblW w:type="auto" w:w="0"/>
+        <w:jc w:val="center"/>
+        <w:tblLook w:firstColumn="1" w:firstRow="1" w:lastColumn="0" w:lastRow="0" w:noHBand="0" w:noVBand="1" w:val="04A0"/>
+        <w:tblBorders>
+          <w:top w:val="none" w:sz="0" w:space="0" w:color="auto"/>
+          <w:left w:val="none" w:sz="0" w:space="0" w:color="auto"/>
+          <w:bottom w:val="none" w:sz="0" w:space="0" w:color="auto"/>
+          <w:right w:val="none" w:sz="0" w:space="0" w:color="auto"/>
+          <w:insideH w:val="none" w:sz="0" w:space="0" w:color="auto"/>
+          <w:insideV w:val="none" w:sz="0" w:space="0" w:color="auto"/>
+        </w:tblBorders>
+      </w:tblPr>
+      <w:tblGrid>
+        <w:gridCol w:w="9638"/>
+      </w:tblGrid>
+      <w:tr>
+        <w:tc>
+          <w:tcPr>
+            <w:tcW w:type="dxa" w:w="9638"/>
+            <w:shd w:val="clear" w:color="auto" w:fill="1A1A2E"/>
+          </w:tcPr>
+          <w:p>
+            <w:pPr>
+              <w:pageBreakBefore/>
+              <w:jc w:val="center"/>
+            </w:pPr>
+            <w:r>
+              <w:rPr>
+                <w:b/>
+                <w:color w:val="FFFFFF"/>
+                <w:sz w:val="32"/>
+              </w:rPr>
+              <w:t>워크시트 — ShyPanda</w:t>
+            </w:r>
+          </w:p>
+        </w:tc>
+      </w:tr>
+    </w:tbl>
+    <w:p>
+      <w:r>
+        <w:rPr>
+          <w:b w:val="0"/>
+          <w:sz w:val="26"/>
+        </w:rPr>
+      </w:r>
+    </w:p>
+    <w:p>
+      <w:r>
+        <w:rPr>
+          <w:b/>
+          <w:sz w:val="26"/>
+        </w:rPr>
+        <w:t>이름:</w:t>
+      </w:r>
+    </w:p>
+    <w:p>
+      <w:pPr>
+        <w:pBdr>
+          <w:bottom w:val="single" w:sz="4" w:space="1" w:color="999999"/>
+        </w:pBdr>
+        <w:spacing w:after="280"/>
+      </w:pPr>
+      <w:r>
+        <w:rPr>
+          <w:b w:val="0"/>
+          <w:sz w:val="24"/>
+        </w:rPr>
+        <w:t xml:space="preserve"> </w:t>
+      </w:r>
+    </w:p>
+    <w:p>
+      <w:r>
+        <w:rPr>
+          <w:b/>
+          <w:sz w:val="26"/>
+        </w:rPr>
+        <w:t>날짜:</w:t>
+      </w:r>
+    </w:p>
+    <w:p>
+      <w:pPr>
+        <w:pBdr>
+          <w:bottom w:val="single" w:sz="4" w:space="1" w:color="999999"/>
+        </w:pBdr>
+        <w:spacing w:after="280"/>
+      </w:pPr>
+      <w:r>
+        <w:rPr>
+          <w:b w:val="0"/>
+          <w:sz w:val="24"/>
+        </w:rPr>
+        <w:t xml:space="preserve"> </w:t>
+      </w:r>
+    </w:p>
+    <w:p>
+      <w:r>
+        <w:rPr>
+          <w:b w:val="0"/>
+          <w:sz w:val="26"/>
+        </w:rPr>
+      </w:r>
+    </w:p>
+    <w:p>
+      <w:r>
+        <w:rPr>
+          <w:b/>
+          <w:sz w:val="26"/>
+        </w:rPr>
+        <w:t>1. '창문' 오브젝트와 '판다' 오브젝트는 어떤 변수를 통해 정보를 주고받나요?</w:t>
+      </w:r>
+    </w:p>
+    <w:p>
+      <w:pPr>
+        <w:pBdr>
+          <w:bottom w:val="single" w:sz="4" w:space="1" w:color="999999"/>
+        </w:pBdr>
+        <w:spacing w:after="280"/>
+      </w:pPr>
+      <w:r>
+        <w:rPr>
+          <w:b w:val="0"/>
+          <w:sz w:val="24"/>
+        </w:rPr>
+        <w:t xml:space="preserve"> </w:t>
+      </w:r>
+    </w:p>
+    <w:p>
+      <w:pPr>
+        <w:pBdr>
+          <w:bottom w:val="single" w:sz="4" w:space="1" w:color="999999"/>
+        </w:pBdr>
+        <w:spacing w:after="280"/>
+      </w:pPr>
+      <w:r>
+        <w:rPr>
+          <w:b w:val="0"/>
+          <w:sz w:val="24"/>
+        </w:rPr>
+        <w:t xml:space="preserve"> </w:t>
+      </w:r>
+    </w:p>
+    <w:p>
+      <w:r>
+        <w:rPr>
+          <w:b/>
+          <w:sz w:val="26"/>
+        </w:rPr>
+        <w:t>2. 이 프로젝트가 '계속 반복하기'로 쉬지 않고 웹캠을 분류하는 이유는 무엇인가요?</w:t>
+      </w:r>
+    </w:p>
+    <w:p>
+      <w:pPr>
+        <w:pBdr>
+          <w:bottom w:val="single" w:sz="4" w:space="1" w:color="999999"/>
+        </w:pBdr>
+        <w:spacing w:after="280"/>
+      </w:pPr>
+      <w:r>
+        <w:rPr>
+          <w:b w:val="0"/>
+          <w:sz w:val="24"/>
+        </w:rPr>
+        <w:t xml:space="preserve"> </w:t>
+      </w:r>
+    </w:p>
+    <w:p>
+      <w:pPr>
+        <w:pBdr>
+          <w:bottom w:val="single" w:sz="4" w:space="1" w:color="999999"/>
+        </w:pBdr>
+        <w:spacing w:after="280"/>
+      </w:pPr>
+      <w:r>
+        <w:rPr>
+          <w:b w:val="0"/>
+          <w:sz w:val="24"/>
+        </w:rPr>
+        <w:t xml:space="preserve"> </w:t>
+      </w:r>
+    </w:p>
+    <w:p>
+      <w:r>
+        <w:rPr>
+          <w:b/>
+          <w:sz w:val="26"/>
+        </w:rPr>
+        <w:t>3. 확인 주기를 조절한다면(예: '1초에 한 번만 확인하기') 어떤 장단점이 있을까요?</w:t>
+      </w:r>
+    </w:p>
+    <w:p>
+      <w:pPr>
+        <w:pBdr>
+          <w:bottom w:val="single" w:sz="4" w:space="1" w:color="999999"/>
+        </w:pBdr>
+        <w:spacing w:after="280"/>
+      </w:pPr>
+      <w:r>
+        <w:rPr>
+          <w:b w:val="0"/>
+          <w:sz w:val="24"/>
+        </w:rPr>
+        <w:t xml:space="preserve"> </w:t>
+      </w:r>
+    </w:p>
+    <w:p>
+      <w:pPr>
+        <w:pBdr>
+          <w:bottom w:val="single" w:sz="4" w:space="1" w:color="999999"/>
+        </w:pBdr>
+        <w:spacing w:after="280"/>
+      </w:pPr>
+      <w:r>
+        <w:rPr>
+          <w:b w:val="0"/>
+          <w:sz w:val="24"/>
+        </w:rPr>
+        <w:t xml:space="preserve"> </w:t>
+      </w:r>
+    </w:p>
+    <w:p>
+      <w:r>
+        <w:rPr>
+          <w:b w:val="0"/>
+          <w:sz w:val="26"/>
+        </w:rPr>
+      </w:r>
+    </w:p>
+    <w:p>
+      <w:r>
+        <w:rPr>
+          <w:b/>
+          <w:sz w:val="26"/>
+        </w:rPr>
+        <w:t>오늘 배운 내용 체크리스트</w:t>
+      </w:r>
+    </w:p>
+    <w:p>
+      <w:r>
+        <w:rPr>
+          <w:b w:val="0"/>
+          <w:sz w:val="24"/>
+        </w:rPr>
+        <w:t>☐  창문 오브젝트와 판다 오브젝트의 역할이 어떻게 나뉘는지 설명할 수 있다</w:t>
+      </w:r>
+    </w:p>
+    <w:p>
+      <w:r>
+        <w:rPr>
+          <w:b w:val="0"/>
+          <w:sz w:val="24"/>
+        </w:rPr>
+        <w:t>☐  이미지 분류 모델이 확률(confidence)로 결과를 알려준다는 것을 이해했다</w:t>
+      </w:r>
+    </w:p>
+    <w:p>
+      <w:r>
+        <w:rPr>
+          <w:b w:val="0"/>
+          <w:sz w:val="24"/>
+        </w:rPr>
+        <w:t>☐  웹캠 앞에 있다가 사라지며 판다의 반응을 실제로 테스트했다</w:t>
+      </w:r>
+    </w:p>
+    <w:p>
+      <w:r>
+        <w:rPr>
+          <w:b w:val="0"/>
+          <w:sz w:val="24"/>
+        </w:rPr>
+        <w:t>☐  새로운 분류(표정 등)를 추가해 확장해봤다 (선택)</w:t>
+      </w:r>
+    </w:p>
+    <w:p/>
     <w:sectPr>
       <w:pgSz w:w="11906" w:h="16838"/>
       <w:pgMar w:top="850" w:right="1134" w:bottom="850" w:left="1134" w:header="720" w:footer="720" w:gutter="0"/>
